--- a/example_articles/us_region/Multiple/2.us_region_Multiple_New_York_Times.docx
+++ b/example_articles/us_region/Multiple/2.us_region_Multiple_New_York_Times.docx
@@ -27,17 +27,17 @@
     </w:p>
     <w:p>
       <w:r>
-        <w:t>Source File: NYT/46.DOCX</w:t>
+        <w:t>Source file: NYT/46.DOCX</w:t>
       </w:r>
     </w:p>
     <w:p>
       <w:r>
-        <w:t>Raw locations result: ['Illinois', 'Tennessee', 'Texas', 'Arkansas', 'Maine', 'Missouri', 'Mississippi (Memphis)', 'Missouri (Cape Girardeau)', 'Illinois (Chicago)']</w:t>
+        <w:t>Raw locations result, 'locations': ['Illinois', 'Tennessee', 'Texas', 'Arkansas', 'Maine', 'Missouri', 'Mississippi (Memphis)', 'Missouri (Cape Girardeau)', 'Illinois (Chicago)']</w:t>
       </w:r>
     </w:p>
     <w:p>
       <w:r>
-        <w:t>us_region_stand_flat (Standardized): Multiple</w:t>
+        <w:t>Standardized locations result, 'us_region_stand_flat': Multiple</w:t>
       </w:r>
     </w:p>
     <w:p>

--- a/example_articles/us_region/Multiple/2.us_region_Multiple_New_York_Times.docx
+++ b/example_articles/us_region/Multiple/2.us_region_Multiple_New_York_Times.docx
@@ -7,7 +7,9 @@
         <w:pStyle w:val="Heading1"/>
       </w:pPr>
       <w:r>
-        <w:t>For a Rose Fancier, The Older, the Better</w:t>
+        <w:t>EDUCATION;</w:t>
+        <w:br/>
+        <w:t>Student Protest Movement Expands, and Its Voice Is That of the Consumer</w:t>
       </w:r>
     </w:p>
     <w:p>
@@ -17,22 +19,22 @@
     </w:p>
     <w:p>
       <w:r>
-        <w:t>Date: 1990-07-01</w:t>
+        <w:t>Date: 1990-10-17</w:t>
       </w:r>
     </w:p>
     <w:p>
       <w:r>
-        <w:t>Section: Section 12CN; Page 12, Column 5; Connecticut Weekly Desk</w:t>
+        <w:t>Section: Section B; Page 6, Column 1; National Desk</w:t>
       </w:r>
     </w:p>
     <w:p>
       <w:r>
-        <w:t>Source file: NYT/46.DOCX</w:t>
+        <w:t>Source file: NYT/35.DOCX</w:t>
       </w:r>
     </w:p>
     <w:p>
       <w:r>
-        <w:t>Raw locations result, 'locations': ['Illinois', 'Tennessee', 'Texas', 'Arkansas', 'Maine', 'Missouri', 'Mississippi (Memphis)', 'Missouri (Cape Girardeau)', 'Illinois (Chicago)']</w:t>
+        <w:t>Raw locations result, 'locations': ['District of Columbia', 'Virginia', 'New York', 'California', 'Pennsylvania', 'Indiana']</w:t>
       </w:r>
     </w:p>
     <w:p>
@@ -49,77 +51,81 @@
     </w:p>
     <w:p>
       <w:r>
-        <w:t>THOMAS CHRISTOPHER loves Katharina Zeimet - a rose with origins in 19th-century Japan. He also likes Harison's Yellow, a rose favored by the pioneers, and Gallicas, roses that grew in France when it was Gaul.</w:t>
+        <w:t>It was a situation guaranteed to warm the heart of any campus radical of the 1960's.</w:t>
         <w:br/>
-        <w:t>All of these - and many other kinds of old roses - were blooming around Connecticut recently, and Mr. Christopher was out looking, identifying and enjoying. He is the author of ''In Search of Lost Roses,'' a book published last year and packed with information on old roses and accounts of his rose-tracking expeditions.</w:t>
+        <w:t>For nearly two weeks, the main campus of the University of the District of Columbia echoed with the chants of students occupying the school's administration building. They threatened to keep the school closed until they got the resignations of certain members of the school's board, child care for students with children, longer library hours and other demands, 45 in all.</w:t>
         <w:br/>
-        <w:t>A former resident of New York and Texas, Mr. Christopher moved last summer to Middletown, where his wife, Suzanne, is an assistant professor of earth sciences at Wesleyan University. But he arrived after the roses faded, so he did he get a chance until this year to discover the hardy Gallicas on his own street or to revisit the one Connecticut garden that he had described in his book. ''It's been fun this year,'' he said.</w:t>
+        <w:t>There would have been only one puzzlement to any aging 60's-era protester: The students' chief demand was not ''Peace Now,'' or ''Free the Chicago 7.'' It was, quite simply, a demand for a better education.</w:t>
+        <w:br/>
+        <w:t>Unlike their counterparts a generation ago, college students today are increasingly as likely to protest over the quality of their education as over the many social causes usually embraced by undergraduates. Across the country, recent student protests have been generated by concerns about class size, cutbacks in the number of classes and courses, other curriculum issues, unavailability of professors and foreign teaching assistants who cannot be understood by English-speaking students.</w:t>
         <w:br/>
         <w:t xml:space="preserve"> </w:t>
         <w:br/>
-        <w:t>Centuries of Growing</w:t>
+        <w:t>Students Are More Vocal</w:t>
         <w:br/>
-        <w:t>In his book, Mr. Christopher cites centuries of rose growing. The ancient Egyptians, Greeks and Romans grew roses; they found them in the wild, then put them in their gardens. Roses bloomed in medieval Europe and imperial China. In America, Indians transplanted wild roses to their encampments, settlers brought roses from across the ocean, and pioneers heading West planted roses as they went.</w:t>
+        <w:t>''We're seeing students be more vocal on their insistence on high quality in all aspects of their educational experience,'' said Dan Abrahamowicz, dean of students at the University of Toledo. ''They're acting in a way like consumers. They're saying: 'I'm paying top dollar for an education and I expect to get it.' ''</w:t>
         <w:br/>
-        <w:t>Modern roses - bred to be longblooming and perfect looking - date from 1867, when the first hybrid tea rose was cultivated. Each year after that brought new and glamorous varieties to nursery catalogues and florists' windows, while older kinds became almost impossible to find. But in many farms and backyards, they kept on growing, and a very few nurseries carried them.</w:t>
+        <w:t>Part of the reason for this new educational consumerism at some schools may be the nature of the clientele. The University of the District of Columbia is a 13-year-old, publicly financed urban institution that caters to a largely working-class, predominantly black pool of students, most of whom are older than typical college students and go to school part time, and more than half of whom are women, many with children. These students - who achieved 42 of their 45 demands before the university reopened Oct. 9 - are first and foremost pragmatic.</w:t>
         <w:br/>
-        <w:t>In 1975, some devoted old-rose fanciers formed the Heritage Roses Group to share information, and in recent years such roses have become better known and more available. That is fine with Mr. Christopher. He prefers old roses - with their history, character and variety - to the standardized modern rose. ''They're affordable antiques,'' he said.</w:t>
+        <w:t>Across the Potomac River, Northern Virginia Community College's suburban, predominantly white, working-class students were just as pragmatic about the quality of their education, but they took a different action.</w:t>
+        <w:br/>
+        <w:t>When Gov. L. Douglas Wilder's budget cuts threatened to eliminate personnel and classes at the Virginia college, the second-largest community college in the nation, the students did not shut down the five-campus, 59,000-student institution. Instead, they petitioned for a temporary increase in tuition.</w:t>
         <w:br/>
         <w:t xml:space="preserve"> </w:t>
         <w:br/>
-        <w:t>An Unknown Name</w:t>
+        <w:t>Higher Fees Sought</w:t>
         <w:br/>
-        <w:t>Mr. Christopher, who is 43 years old, majored in classics at Brown University, read Cato on agriculture and studied horticulture at the New York Botanical Garden. He was staff horticulturist at the Lamont-Doherty Geological Observatory of Columbia University when - on a set of plans for the observatory grounds, which were planted in the 1930's - he spotted the name of a rose he did not know.</w:t>
+        <w:t>The students succeeded in getting a one-semester surcharge of $3 added to the $28.60 fee for each credit hour. Without the surcharge, a college official said, the administration would have had to increase the number of students in classes and some courses would not have been offered.</w:t>
         <w:br/>
-        <w:t>As he sought information about it (a rose of the 1920's, it turned out), he began to meet old-rose fanciers and learn from them.Soon he was writing a book about searching for old roses along California highways, over Texas gullies, through Pennsylvania cemeteries and around New England gardens.</w:t>
+        <w:t>''Education is so valuable that that insignificant increase is worth it,'' said Milton Hodges, president of the Black Student Alliance and one of the students who presented the petition. Mr. Hodges started United Student Leaders for Quality Eduation, which led the push for the surcharge.</w:t>
         <w:br/>
-        <w:t>Now beginning work on a book about xeriscaping - planting that uses little water - Mr. Christoper is still learning about old roses, enjoying the company of fellow fanciers, and keeping his eyes open.</w:t>
+        <w:t>Elizabeth Grizzard, dean of students at the college's Annandale campus, said that because the majority of students work they were attuned to the marketplace and getting value for their money.</w:t>
+        <w:br/>
+        <w:t>''They think about the marketplace all the time,'' she said, ''and they realize that sometimes you need to pay more to get a better product.</w:t>
+        <w:br/>
+        <w:t>''Our tuition is very, very reasonable, and the students believed they could relieve some of the financial stress through this. They worked that out in their heads and nobody influenced them to do this. They led the charge.''</w:t>
+        <w:br/>
+        <w:t>''They were really humorous about it,'' Ms. Grizzard added, ''translating the surcharge into six-packs and suggesting that by merely foregoing a six-pack or two, a student could pay the surcharge.''</w:t>
         <w:br/>
         <w:t xml:space="preserve"> </w:t>
         <w:br/>
-        <w:t>A Fuschia Rose</w:t>
+        <w:t>Cutbacks Raise Concerns</w:t>
         <w:br/>
-        <w:t>He set out recently to check on a fuschia rose he had spotted on his street. ''I'm quite sure this is a Gallica,'' he said. At Karen Coggins's 1730's house across town, he eyed a pink rosebush that seemed to him to be of the same period as the house.</w:t>
+        <w:t>Money is not the only thing necessary for quality, but cutbacks raise concerns about it, said Janet Hanson, director for policy analysis for the College Board, a non-profit educatinal company.</w:t>
         <w:br/>
-        <w:t>As usual, he carried clippers on his belt and a cooler in his car so he could take cuttings - with the rose-owner's permission - to take home to identify.</w:t>
+        <w:t>''If the decade of the '90s is, as is expected, a difficult one economically,'' Ms. Hanson said, ''it will be a period when institutions are under pressure to keep costs under control. That will raise issues of quality.''</w:t>
         <w:br/>
-        <w:t>''Identification can be a lengthy process,'' he said, as he grasped a stem. ''Everybody looks at the flowers. But see these prickles?'' He noted that identification required observing not only the blossom but also features like the shape and location of the prickles. With Ms. Coggins' approval, he snipped a stem.</w:t>
+        <w:t>Educational consumerism has not displaced other student concerns. Students continue to protest racism on campus, apartheid in South Africa, United States involvement in Central America and various environmental issues.</w:t>
         <w:br/>
-        <w:t>He also looked over the creamy-white roses behind the house. ''This one I'm relatively sure is the Alba rose - the white badge of the House of York in the War of the Roses, a rose that dates back hundreds of years,'' he said.</w:t>
+        <w:t>But concerns about educational quality are on the rise, and students are equally vocal about quality at many private institutions. In 1986, students at Syracuse University formed Undergraduates for a Better Education to push for smaller classes and teaching assistants whom English-speaking students could understand.</w:t>
         <w:br/>
         <w:t xml:space="preserve"> </w:t>
         <w:br/>
-        <w:t>'See, No Thorns'</w:t>
+        <w:t>Survey at Syracuse</w:t>
         <w:br/>
-        <w:t>Next he headed to Berlin, to the home of Betty Valentine, whom he had met the night before, when he addressed a meeting of the Connecticut Horticultural Society. Mrs. Valentine invited him to inspect a virtually thornless rose, a plant she thought had come with the property that her parents bought in 1910.</w:t>
+        <w:t>The Syracuse group is currently surveying undergraduates about their views on education quality, the size of classes, access to professors and other education issues.</w:t>
         <w:br/>
-        <w:t>''See, no thorns, just this little-bitty one,'' she said. ''Can I take a cutting?'' asked Mr. Christopher. ''It would help me identify it.''</w:t>
+        <w:t>''At these big, research-oriented private universities, you're paying $15,000 to $20,000 a year,'' said Catherine Sessler, president of Undergraduates for a Better Education. ''Students realize that there are problems out there. They had better ask questions now because that is a lot of money to be shelling out. Given the constraints on the economy, students are going to be the asking what they're getting for their money a lot more.''</w:t>
         <w:br/>
-        <w:t>Mrs. Valentine offered not only a cutting but an entire plant as well. Then the two discussed their mutual admiration for Lambertus Bobbink, a New Jersey nurseryman who carried old French roses in the 1930's.</w:t>
+        <w:t>William Coplin, director of the public affairs program at the Maxwell School at Syracuse University, said: ''U.B.E. has had a really big impact here at Syracuse.'' But he added that students often do not understand the long-range problems a university must take into account.</w:t>
         <w:br/>
-        <w:t>''He was a hero,'' said Mr. Christopher. ''He kept old roses when nobody else had them.''</w:t>
-        <w:br/>
-        <w:t>Mr. Christopher's final stop was the Bethlehem garden of Caroline Ferriday, who died in April at the age of 87. She left her house and grounds to the Antiquarian and Landmarks Society of Hartford, and within the next year or two the society plans to open the property to the public.</w:t>
+        <w:t>''Students want better quality,'' Mr. Coplin said, ''but the institution is so complex it is hard to focus on how to get it. You can't just demonstrate. They don't know what forces are at work -why the curriculum is this way, why adjunct professors are used to the degree that they are. And they better watch it when they start asking for academic 'quality.' They may just get some very esoteric courses.''</w:t>
         <w:br/>
         <w:t xml:space="preserve"> </w:t>
         <w:br/>
-        <w:t>A Plan From a Rug</w:t>
+        <w:t>Training for Assistants</w:t>
         <w:br/>
-        <w:t>When Mr. Christopher was writing his book, Miss Ferriday invited him to see her garden, laid out in 1913 (from a sketch her mother made of a pattern in the Oriental rug in the family parlor). The garden is filled with old roses and other old-fashioned flowers, like foxgloves and peonies.</w:t>
+        <w:t>Nonetheless, student demands, expressed in various ways at various campuses, have brought action. Syracuse, the University of California at Los Angeles, Pennsylvania State University and Purdue University, among others, have instituted training programs and proficiency standards for teaching assistants from foreign countries, to make sure they can communicate well in English. Other universities have put students on various boards and committees in their search to satisfy rising student demands.</w:t>
         <w:br/>
-        <w:t>Mr. Christopher eyed the profusion of Katharina Zeimet roses that he wrote about in his book. ''I love the way they sprawl,'' he said. Miss Ferriday's mother planted the Katharina Zeimets when they were a novelty, recently introduced from Japan by way of France and Germany.</w:t>
+        <w:t>But what exactly quality is and who determines it are areas fraught with wranglings. Arguments abound over the validity of ethnic studies and women's studies, even which departments such courses belong in and which professors should teach them.</w:t>
         <w:br/>
-        <w:t>Mr. Christopher also spotted other old roses, including one he considered to be a Harison's Yellow. That was the rose favored by the pioneers because it was drought resistant and had big thorns that kept livestock away. ''Nobody was going to mess around with it,'' he said.</w:t>
+        <w:t>At San Francisco State University, students and faculty in the School of Ethnic Studies have been protesting the placement of a black politics course in the political science department, arguing that it is a first step toward eliminating the 20-year-old ethnic studies school by dispersing its courses. School officials maintain that the course was moved to woo a more diverse student enrollment to the political science department.</w:t>
         <w:br/>
-        <w:t>Mr. Christopher stressed that his stops were just a few of the hundreds of possibilities in Connecticut. He noted that Elizabeth Park in Hartford has thousands of roses, including many old varieties, that hardy types like Gallicas do very nicely in Connecticut, and that old working-class neighborhoods in long-established cities are prime hunting grounds for old roses, because residents of such areas did not make a habit of ripping out old plants and replace them with fancy new ones.</w:t>
+        <w:t>As the student population becomes more ethnically diverse, experts say that whether these courses should be incorporated into the traditional curriculum or be separate departments will be a primary area of student activism.</w:t>
         <w:br/>
+        <w:t>''This new consumer movement has taken universities very much by surprise,'' said Charles Sykes, whose book, ''Profscam: Professors and the Demise of Higher Education,'' published in 1988 by Regnery Gateway, was a widely read and harsh critique of higher education. ''It really challenges the schools. You're going to see this grow exponentially.''</w:t>
         <w:br/>
-        <w:t>Graphic</w:t>
-        <w:br/>
-        <w:br/>
-        <w:t xml:space="preserve"> </w:t>
-        <w:br/>
-        <w:t>Photo; Thomas Christopher, the author of ''In Search of Lost Roses,'' examining a rose bush in Middletown (Steve Miller for The New York Times)</w:t>
+        <w:t>Or as one of the student protesters at the University of the District of Columbia said to administrators when the school reopened: ''We will police you until we get all that we can get -a quality education, a better education.''</w:t>
       </w:r>
     </w:p>
     <w:sectPr>

--- a/example_articles/us_region/Multiple/2.us_region_Multiple_New_York_Times.docx
+++ b/example_articles/us_region/Multiple/2.us_region_Multiple_New_York_Times.docx
@@ -7,9 +7,7 @@
         <w:pStyle w:val="Heading1"/>
       </w:pPr>
       <w:r>
-        <w:t>EDUCATION;</w:t>
-        <w:br/>
-        <w:t>Student Protest Movement Expands, and Its Voice Is That of the Consumer</w:t>
+        <w:t>Photography</w:t>
       </w:r>
     </w:p>
     <w:p>
@@ -19,22 +17,22 @@
     </w:p>
     <w:p>
       <w:r>
-        <w:t>Date: 1990-10-17</w:t>
+        <w:t>Date: 2021-12-05</w:t>
       </w:r>
     </w:p>
     <w:p>
       <w:r>
-        <w:t>Section: Section B; Page 6, Column 1; National Desk</w:t>
+        <w:t>Section: Section BR; Column 0; Book Review Desk; Pg. 72; NONFICTION</w:t>
       </w:r>
     </w:p>
     <w:p>
       <w:r>
-        <w:t>Source file: NYT/35.DOCX</w:t>
+        <w:t>Source file: NYT/11.DOCX</w:t>
       </w:r>
     </w:p>
     <w:p>
       <w:r>
-        <w:t>Raw locations result, 'locations': ['District of Columbia', 'Virginia', 'New York', 'California', 'Pennsylvania', 'Indiana']</w:t>
+        <w:t>Raw locations result, 'locations': ['Michigan', 'Minnesota', 'Pennsylvania', 'South Dakota', 'Arizona', 'New York', 'New Jersey']</w:t>
       </w:r>
     </w:p>
     <w:p>
@@ -51,81 +49,52 @@
     </w:p>
     <w:p>
       <w:r>
-        <w:t>It was a situation guaranteed to warm the heart of any campus radical of the 1960's.</w:t>
+        <w:t>The sheer physical mass of Gilles Peress's WHATEVER YOU SAY, SAY NOTHING (Steidl/D.A.P., 1,960 pp., $480) is intimidating. Two enormous volumes of plates, the size of 19th-century ledgers, and an accompanying almanac, ''Annals of the North'' -- the dimensions of a hard-bound dictionary -- constitute this account of the Troubles in Northern Ireland, beginning in 1972 and extending past the end of the 20th century. Peress, from Paris, went to Derry as a young Magnum photographer, knowing little English; right away he witnessed the British Army's massacre of 14 civilians in what became known as Bloody Sunday. Within a year, he had embedded himself so thoroughly that his photographs were often called upon as evidence in court. He developed ties with many people, sometimes tragically; one of his closest Republican friends turned out to be an informer and was killed by the I.R.A. It is clear from this work -- the title comes from the I.R.A.'s ''Green Book'' -- that Peress left a chunk of his soul in Ulster. (Disclosure: Peress is my colleague at Bard College, although our paths seldom cross.)</w:t>
         <w:br/>
-        <w:t>For nearly two weeks, the main campus of the University of the District of Columbia echoed with the chants of students occupying the school's administration building. They threatened to keep the school closed until they got the resignations of certain members of the school's board, child care for students with children, longer library hours and other demands, 45 in all.</w:t>
+        <w:t xml:space="preserve">The plates are not organized chronologically but in 22 chapters that represent thematic ''days'' -- ''Day of Internment,'' ''Day of Roses,'' ''Prison Days'' -- spanning the better part of two decades. The ''Prod'' (Protestant) and ''Taig'' (Catholic) sides are represented evenly; Peress gives a clear measure of the ways the two seem to share a culture as well as being irreconcilably warring states. The pictures are immersively horizontal; they appear cinematic by virtue of their dimensions, size (14 inches by 9½ inches, with some at 28 inches across) and at least implied action. Peress's photos are never at rest. Violence is always imminent if not present, and people are typically all headed in different directions; even his gravestones seem to be in motion. The vast sequence of images here, representing not a timeline but a series of existential crises that recur like rituals, that also play out in headlines, TV news footage and, above all, graffiti, rises in waves and recedes into choppiness, as capacious as a 19th-century novel but as indeterminate as an ocean. </w:t>
         <w:br/>
-        <w:t>There would have been only one puzzlement to any aging 60's-era protester: The students' chief demand was not ''Peace Now,'' or ''Free the Chicago 7.'' It was, quite simply, a demand for a better education.</w:t>
+        <w:t xml:space="preserve">  Catherine Opie is a portraitist of unusual poise, who accords her subjects the gravity of the nobles portrayed by Velázquez or Holbein the Younger, while often maintaining direct eye contact that can read as sympathetic or conspiratorial, depending on who the subject is. She is best known for portraying what are often called sexual minorities -- trans people, butch lesbians, fetishists of diverse sorts -- and her stately presentations have done much to infuse dignity into their public perception. In CATHERINE OPIE (Phaidon, 337 pp., $150) those pictures are blended together with portraits of famous artists, surfers, domestic gay couples, high school football players and small children, with no discordance; they are all simply humans shown in full self-possession. The rest of the book highlights her landscapes, which range from misty ocean scenes to colorful slices of vernacular architecture to wide-screen views of mini-malls and highway flyovers. The latter are the strongest of her landscapes, with the highways in particular as wind-swept and epic and truncated as the legs of Ozymandias in Shelley's poem.</w:t>
         <w:br/>
-        <w:t>Unlike their counterparts a generation ago, college students today are increasingly as likely to protest over the quality of their education as over the many social causes usually embraced by undergraduates. Across the country, recent student protests have been generated by concerns about class size, cutbacks in the number of classes and courses, other curriculum issues, unavailability of professors and foreign teaching assistants who cannot be understood by English-speaking students.</w:t>
+        <w:t xml:space="preserve">  In 1977, Mike Mandel and the late Larry Sultan published their deeply influential ''Evidence,'' a collection of photographs culled from the archives of dozens of corporations and government agencies, selected for maximum strangeness and inadvertent art. Now, in ZONE ELEVEN (Damiani/D.A.P., 103 pp., $55), Mandel has done something parallel -- with the archives of Ansel Adams; the two books have similar formats and similar covers, down to the typeface. The quarry is obviously not inadvertent art, but pictures that few would guess were by Adams, known for his Western landscapes and advocacy of ''pure'' photography (the title refers to his ''zone system'' for breaking down the tonal range of photographs). There is assignment work; a pinhole-camera experiment; a 1960s student theater production that seems to have reminded Adams of the actress Eleanora Duse; photos reminiscent of those of Walker Evans, Aaron Siskind, John Gutmann and the science photos that Berenice Abbott made late in her career; while the most affecting pictures, varied and emotional, were made in the 1940s at the Manzanar internment camp for Japanese Americans. Dating from all across his life, the photos usefully enlarge our view of Adams, showing that he could easily step away from his monolithic image.</w:t>
+        <w:br/>
+        <w:t xml:space="preserve">  Mitch Epstein, more than most photographers, works like a nonfiction writer. He picks a subject, burrows deep inside it and emerges with a book; these projects have included works on Vietnam, power utilities, the trees of New York City and the end of his family's hardware business. PROPERTY RIGHTS (Steidl/D.A.P., 285 pp., $75) can be regarded as a book of war photography, concerning the ongoing war in the United States waged by powerful forces against vulnerable citizens, and the resistance by those citizens. He documents, among other struggles, the resistance to the Dakota Access Pipeline at the Standing Rock Sioux Reservation; the resistance to the Atlantic Sunrise Pipeline in Lancaster County, Pa.; the resistance to the border wall and the murders of migrants, to the murders of Black people by the police, to the murders of Jewish people by antisemites, to environmental degradation and its resulting catastrophes. His photographs are always lucid and eloquent, and often very beautiful despite their grim subjects. There is no empty rhetoric here, neither in the photographs nor in the text Epstein wrote with Susan Bell, and none is needed. A sign in the South Dakota Black Hills reading ''Indian Land'' that has been shot full of holes, a section of border wall alongside stumps of cactuses at the Organ Pipe Cactus National Monument in Arizona, makeshift memorials to the fallen in Pittsburgh and Staten Island, the faces of protesters old and young on every front -- they carry the point that it is all one big struggle.</w:t>
+        <w:br/>
+        <w:t xml:space="preserve">  Contrasting views of the subcontinent are presented by Epstein, in IN INDIA (Steidl/D.A.P., 144 pp., $65), and by the Belgian photographer Harry Gruyaert, in INDIA (Thames &amp; Hudson, 203 pp., $65). Epstein's pictures date from the 1970s and '80s, when he was married to the filmmaker Mira Nair and spent a great deal of time in her home country. They show an oddly intimate and oddly secular country; you stand in the photographer's shoes and see what he sees, in spaces to which he has been invited or at least admitted. These include private homes, a band rehearsal, a photo studio, a cabaret -- a dancer on a platform smokes a cigarette and wears a voluminous dress that looks as if it were made from some aerospace material. The people generally appear relaxed, either complicit with the photographer or indifferent to his presence. You begin to feel as if you might belong. Gruyaert, on the other hand, goes for pure strangeness and violent contrast, in pictures that range across the last quarter of the 20th century. It is sometimes unclear just what we are looking at. Are those women, or a collection of fabric swags? (A question that can apply to two very different pictures.) Where do the wall posters leave off and the flesh-and-blood people begin? Gruyaert's India is crowded, vital, nonstop, pulsing with color and texture, and as remote from our tidy Western lives as if the photos had been taken two centuries ago.</w:t>
+        <w:br/>
+        <w:t xml:space="preserve">  The struggles of the 1960s can be glimpsed, dramatically, in Leni Sinclair's MOTOR CITY UNDERGROUND: Photographs 1963-1978 (Museum of Contemporary Art Detroit/Foggy Notion Books, 407 pp., $60), edited by Cary Loren and Lorraine Wild and with a contribution by Kristine McKenna. For many years Leni Sinclair was married to John Sinclair, a poet and jazz critic who by the end of the decade had become head of the White Panther Party, a Detroit-based attempt to forge a white working-class analogue to the Black Panthers. In the earlier '60s, Sinclair and his friends wear suits, organize jazz events featuring various immortals -- John Coltrane, Cecil Taylor, Albert Ayler -- and march for civil rights and an end to the war in Vietnam. By 1967, Sinclair looks like the prophet of the swamps, oversees a raucous scene featuring the MC5 and the Stooges, who are attempting to channel the energies of free jazz into populist rock 'n' roll, and promotes a platform calling for music, drugs and rutting in the streets (actual wording slightly different). Leni Sinclair's photos capture the carnivalesque excitement, disquiet and jejune playacting of this scene -- asked later about the guns being waved around in various photos, she said: ''We were hippies! ... We were just showing off.'' She is a sensitive and versatile photographer, equally at ease depicting riots, communal decision-making, urban decay, cultural shifts and the vivid faces of the elders of Black music.</w:t>
+        <w:br/>
+        <w:t xml:space="preserve">  No one does mise-en-scène like Annie Leibovitz. Every shoot, it seems, is epic, an entire motion picture in stills, and presumably requires a small army of assistants to pull off. And this is true whether she is recasting ''Alice in Wonderland'' with fashion-industry titans in the leading roles or simply, or not so simply, catching politicians in action. A photo of Alexandria Ocasio-Cortez surrounded by small children at an El stop in the Bronx looks every bit as deep-focus cinematic as her more obviously confected work. Leafing through WONDERLAND (Phaidon, 439 pp., $89.95), a compendium of her greatest hits for Condé Nast publications over the past 20-odd years, is as overstimulating as watching a whole evening of movie trailers. (I wrote the introduction for one of her previous collections.) Her pictures are big, colorful, beautifully composed, egregiously luxuriant, loaded with detail, and nearly always contain some kind of implied narrative. Often they are meticulously constructed, but sometimes the parts just seem to come together of their own accord, as in a remarkable 2006 photo showing Melania Trump, pregnant and in her underwear, standing on the steps of a private jet, while her husband glowers from the driver's seat of his Mercedes-Benz gullwing coupe below -- apparently he had just shown up. In a sense, Leibovitz is like a 19th-century Salon history painter, making her time appear richer, more glamorous and more absurdly action-packed than it can possibly have been.</w:t>
+        <w:br/>
+        <w:t xml:space="preserve">  Juergen Teller could almost be considered Leibovitz's opposite. He too trades in fashion and glamour, but his style tends toward the provocatively slapdash: snapshot-like, apparently off the cuff, sometimes idle-seeming. DONKEY MAN AND OTHER STORIES (Rizzoli, 606 pp., $150) contains many photos of frogs, many photos of variegated penile objects, pictures of trees, rocks, monitors, viscous substances, famous people behaving in antic fashion -- although not in any composed way, more as if photographer and subject were on a road trip together, acting out a kind of giddy intimacy. That is to say that the portraits are less about them than about the photographer, whose excitingly and inaccessibly frenetic life the book appears to celebrate. The book does not in fact seem intended for you or me, more for friends, colleagues and the sort of fan who will get the various inscrutable jokes that litter its pages. This is not to say that Teller is a bad photographer. He can clearly pull off a fashion shoot, especially one that is supposed to not look like a fashion shoot, as is intermittently voguish, and he is evidently very good at getting subjects to step outside their personas and look goofy. And he is an excellent photographer of frogs.</w:t>
+        <w:br/>
+        <w:t xml:space="preserve">  THE OUTLANDS (Steidl/D.A.P., three volumes, 580 pp., $450) represents the very last of William Eggleston's color work from the 1970s, after ''William Eggleston's Guide'' (1976), ''Election Eve'' (1977), ''The Democratic Forest'' (1989) and others. It could almost function as a typology of the American South at that time: houses, churches, shacks, cars, signs (many, many cars and many, many signs), stores, gas stations, floral displays. There are even people, although not too many. The intense color can make the viewer feel as if the pictures were taken yesterday, although the cultural content can make them seem older than 50 years, almost but not quite in Walker Evans territory. That intense color, along with the select focus, generally on a single subject, can also make us feel as if we'd never really seen color before -- everything is saturated, and the light seems to belong to one of those purified days in late spring when the blue of the midday sky is at its darkest. The photos are Eggleston's outtakes and non-LP B sides, and they are bereft of those enduring enigmas and irreducible human moments that mark the best of his work. But there is no question that they give great and renewable pleasure.Lucy Sante's books include ''Low Life'' and ''Maybe the People Would Be the Times.'' ''Nineteen Reservoirs'' will be published next year.</w:t>
+        <w:br/>
+        <w:br/>
+        <w:t>https://www.nytimes.com/2021/11/21/books/review/whatever-you-say-say-nothing-gilles-peress.html</w:t>
+        <w:br/>
+        <w:br/>
+        <w:t>Graphic</w:t>
+        <w:br/>
         <w:br/>
         <w:t xml:space="preserve"> </w:t>
         <w:br/>
-        <w:t>Students Are More Vocal</w:t>
+        <w:t>PHOTOS: ''Gina &amp; April, Minneapolis, Minnesota'' (1998)</w:t>
         <w:br/>
-        <w:t>''We're seeing students be more vocal on their insistence on high quality in all aspects of their educational experience,'' said Dan Abrahamowicz, dean of students at the University of Toledo. ''They're acting in a way like consumers. They're saying: 'I'm paying top dollar for an education and I expect to get it.' ''</w:t>
+        <w:t>from ''Catherine Opie.'' (PHOTOGRAPH BY CATHERINE OPIE AND REGEN PROJECTS</w:t>
         <w:br/>
-        <w:t>Part of the reason for this new educational consumerism at some schools may be the nature of the clientele. The University of the District of Columbia is a 13-year-old, publicly financed urban institution that caters to a largely working-class, predominantly black pool of students, most of whom are older than typical college students and go to school part time, and more than half of whom are women, many with children. These students - who achieved 42 of their 45 demands before the university reopened Oct. 9 - are first and foremost pragmatic.</w:t>
+        <w:t>LEHMANN MAUPIN</w:t>
         <w:br/>
-        <w:t>Across the Potomac River, Northern Virginia Community College's suburban, predominantly white, working-class students were just as pragmatic about the quality of their education, but they took a different action.</w:t>
+        <w:t>THOMAS DANE GALLERY</w:t>
         <w:br/>
-        <w:t>When Gov. L. Douglas Wilder's budget cuts threatened to eliminate personnel and classes at the Virginia college, the second-largest community college in the nation, the students did not shut down the five-campus, 59,000-student institution. Instead, they petitioned for a temporary increase in tuition.</w:t>
+        <w:t>PEDER LUND) (BR72)</w:t>
         <w:br/>
-        <w:t xml:space="preserve"> </w:t>
+        <w:t>White Panther Party members dancing in Ann Arbor, Mich., circa 1970</w:t>
         <w:br/>
-        <w:t>Higher Fees Sought</w:t>
+        <w:t>from ''Motor City Underground.'' (PHOTOGRAPH BY MITCH EPSTEIN, VIA STEIDL)</w:t>
         <w:br/>
-        <w:t>The students succeeded in getting a one-semester surcharge of $3 added to the $28.60 fee for each credit hour. Without the surcharge, a college official said, the administration would have had to increase the number of students in classes and some courses would not have been offered.</w:t>
+        <w:t>Protesting in Pennsylvania, 2018</w:t>
         <w:br/>
-        <w:t>''Education is so valuable that that insignificant increase is worth it,'' said Milton Hodges, president of the Black Student Alliance and one of the students who presented the petition. Mr. Hodges started United Student Leaders for Quality Eduation, which led the push for the surcharge.</w:t>
-        <w:br/>
-        <w:t>Elizabeth Grizzard, dean of students at the college's Annandale campus, said that because the majority of students work they were attuned to the marketplace and getting value for their money.</w:t>
-        <w:br/>
-        <w:t>''They think about the marketplace all the time,'' she said, ''and they realize that sometimes you need to pay more to get a better product.</w:t>
-        <w:br/>
-        <w:t>''Our tuition is very, very reasonable, and the students believed they could relieve some of the financial stress through this. They worked that out in their heads and nobody influenced them to do this. They led the charge.''</w:t>
-        <w:br/>
-        <w:t>''They were really humorous about it,'' Ms. Grizzard added, ''translating the surcharge into six-packs and suggesting that by merely foregoing a six-pack or two, a student could pay the surcharge.''</w:t>
-        <w:br/>
-        <w:t xml:space="preserve"> </w:t>
-        <w:br/>
-        <w:t>Cutbacks Raise Concerns</w:t>
-        <w:br/>
-        <w:t>Money is not the only thing necessary for quality, but cutbacks raise concerns about it, said Janet Hanson, director for policy analysis for the College Board, a non-profit educatinal company.</w:t>
-        <w:br/>
-        <w:t>''If the decade of the '90s is, as is expected, a difficult one economically,'' Ms. Hanson said, ''it will be a period when institutions are under pressure to keep costs under control. That will raise issues of quality.''</w:t>
-        <w:br/>
-        <w:t>Educational consumerism has not displaced other student concerns. Students continue to protest racism on campus, apartheid in South Africa, United States involvement in Central America and various environmental issues.</w:t>
-        <w:br/>
-        <w:t>But concerns about educational quality are on the rise, and students are equally vocal about quality at many private institutions. In 1986, students at Syracuse University formed Undergraduates for a Better Education to push for smaller classes and teaching assistants whom English-speaking students could understand.</w:t>
-        <w:br/>
-        <w:t xml:space="preserve"> </w:t>
-        <w:br/>
-        <w:t>Survey at Syracuse</w:t>
-        <w:br/>
-        <w:t>The Syracuse group is currently surveying undergraduates about their views on education quality, the size of classes, access to professors and other education issues.</w:t>
-        <w:br/>
-        <w:t>''At these big, research-oriented private universities, you're paying $15,000 to $20,000 a year,'' said Catherine Sessler, president of Undergraduates for a Better Education. ''Students realize that there are problems out there. They had better ask questions now because that is a lot of money to be shelling out. Given the constraints on the economy, students are going to be the asking what they're getting for their money a lot more.''</w:t>
-        <w:br/>
-        <w:t>William Coplin, director of the public affairs program at the Maxwell School at Syracuse University, said: ''U.B.E. has had a really big impact here at Syracuse.'' But he added that students often do not understand the long-range problems a university must take into account.</w:t>
-        <w:br/>
-        <w:t>''Students want better quality,'' Mr. Coplin said, ''but the institution is so complex it is hard to focus on how to get it. You can't just demonstrate. They don't know what forces are at work -why the curriculum is this way, why adjunct professors are used to the degree that they are. And they better watch it when they start asking for academic 'quality.' They may just get some very esoteric courses.''</w:t>
-        <w:br/>
-        <w:t xml:space="preserve"> </w:t>
-        <w:br/>
-        <w:t>Training for Assistants</w:t>
-        <w:br/>
-        <w:t>Nonetheless, student demands, expressed in various ways at various campuses, have brought action. Syracuse, the University of California at Los Angeles, Pennsylvania State University and Purdue University, among others, have instituted training programs and proficiency standards for teaching assistants from foreign countries, to make sure they can communicate well in English. Other universities have put students on various boards and committees in their search to satisfy rising student demands.</w:t>
-        <w:br/>
-        <w:t>But what exactly quality is and who determines it are areas fraught with wranglings. Arguments abound over the validity of ethnic studies and women's studies, even which departments such courses belong in and which professors should teach them.</w:t>
-        <w:br/>
-        <w:t>At San Francisco State University, students and faculty in the School of Ethnic Studies have been protesting the placement of a black politics course in the political science department, arguing that it is a first step toward eliminating the 20-year-old ethnic studies school by dispersing its courses. School officials maintain that the course was moved to woo a more diverse student enrollment to the political science department.</w:t>
-        <w:br/>
-        <w:t>As the student population becomes more ethnically diverse, experts say that whether these courses should be incorporated into the traditional curriculum or be separate departments will be a primary area of student activism.</w:t>
-        <w:br/>
-        <w:t>''This new consumer movement has taken universities very much by surprise,'' said Charles Sykes, whose book, ''Profscam: Professors and the Demise of Higher Education,'' published in 1988 by Regnery Gateway, was a widely read and harsh critique of higher education. ''It really challenges the schools. You're going to see this grow exponentially.''</w:t>
-        <w:br/>
-        <w:t>Or as one of the student protesters at the University of the District of Columbia said to administrators when the school reopened: ''We will police you until we get all that we can get -a quality education, a better education.''</w:t>
+        <w:t xml:space="preserve"> from ''Property Rights.'' (PHOTOGRAPH BY LENI SINCLAIR AND MOCAD) (BR73)</w:t>
       </w:r>
     </w:p>
     <w:sectPr>
